--- a/outputs/uk1/chacha20/UK1_Dokumen_Penetapan_Metode.docx
+++ b/outputs/uk1/chacha20/UK1_Dokumen_Penetapan_Metode.docx
@@ -33,7 +33,7 @@
     </w:p>
     <w:p>
       <w:r>
-        <w:t xml:space="preserve">Dibangkitkan: 2026-09-30T23:04:21+07:00 · mode: full · objek: </w:t>
+        <w:t xml:space="preserve">Dibangkitkan: 2026-10-01T09:16:56+07:00 · mode: full · objek: </w:t>
       </w:r>
       <w:r>
         <w:rPr>
@@ -490,6 +490,28 @@
           </w:p>
         </w:tc>
       </w:tr>
+      <w:tr>
+        <w:tc>
+          <w:tcPr>
+            <w:tcW w:type="dxa" w:w="4320"/>
+          </w:tcPr>
+          <w:p>
+            <w:r>
+              <w:t>Daftar algoritma diuji (algo_catalog)</w:t>
+            </w:r>
+          </w:p>
+        </w:tc>
+        <w:tc>
+          <w:tcPr>
+            <w:tcW w:type="dxa" w:w="4320"/>
+          </w:tcPr>
+          <w:p>
+            <w:r>
+              <w:t>33 kombinasi (block_cipher=6; stream_cipher=2; hash=7; mac=4; pkc_kem=7; signature=6; drbg=1); 6 peringatan tinggi; CHACHA20-256 termasuk daftar (strength 256, status not_nist) — algorithms_under_test.yaml</w:t>
+            </w:r>
+          </w:p>
+        </w:tc>
+      </w:tr>
     </w:tbl>
     <w:p/>
     <w:p>
@@ -8524,7 +8546,7 @@
           </w:tcPr>
           <w:p>
             <w:r>
-              <w:t>14,035.2</w:t>
+              <w:t>14,064.8</w:t>
             </w:r>
           </w:p>
         </w:tc>
@@ -8546,7 +8568,7 @@
           </w:tcPr>
           <w:p>
             <w:r>
-              <w:t>14,035.2</w:t>
+              <w:t>14,064.8</w:t>
             </w:r>
           </w:p>
         </w:tc>
@@ -8983,7 +9005,7 @@
           </w:tcPr>
           <w:p>
             <w:r>
-              <w:t>1.17 detik</w:t>
+              <w:t>1.16 detik</w:t>
             </w:r>
           </w:p>
         </w:tc>
@@ -9033,7 +9055,7 @@
           </w:tcPr>
           <w:p>
             <w:r>
-              <w:t>Estimasi 1.17 detik ≤ anggaran 24 jam</w:t>
+              <w:t>Estimasi 1.16 detik ≤ anggaran 24 jam</w:t>
             </w:r>
           </w:p>
         </w:tc>
@@ -9289,7 +9311,7 @@
           </w:tcPr>
           <w:p>
             <w:r>
-              <w:t>Bias diferensial 3–4 ronde (distinguisher empiris 2^20 sampel) — 18.68 detik</w:t>
+              <w:t>Bias diferensial 3–4 ronde (distinguisher empiris 2^20 sampel) — 18.64 detik</w:t>
             </w:r>
           </w:p>
         </w:tc>
@@ -9309,7 +9331,7 @@
           </w:tcPr>
           <w:p>
             <w:r>
-              <w:t>Versi penuh 2^206.3 tahun &gt; anggaran; versi tereduksi 18.68 detik</w:t>
+              <w:t>Versi penuh 2^206.3 tahun &gt; anggaran; versi tereduksi 18.64 detik</w:t>
             </w:r>
           </w:p>
         </w:tc>
@@ -9811,7 +9833,7 @@
           </w:tcPr>
           <w:p>
             <w:r>
-              <w:t>9.34 detik</w:t>
+              <w:t>9.32 detik</w:t>
             </w:r>
           </w:p>
         </w:tc>
@@ -9861,7 +9883,7 @@
           </w:tcPr>
           <w:p>
             <w:r>
-              <w:t>Estimasi 9.34 detik ≤ anggaran 24 jam</w:t>
+              <w:t>Estimasi 9.32 detik ≤ anggaran 24 jam</w:t>
             </w:r>
           </w:p>
         </w:tc>
@@ -9903,7 +9925,7 @@
           </w:tcPr>
           <w:p>
             <w:r>
-              <w:t>1.17 detik</w:t>
+              <w:t>1.16 detik</w:t>
             </w:r>
           </w:p>
         </w:tc>
@@ -10087,7 +10109,7 @@
           </w:tcPr>
           <w:p>
             <w:r>
-              <w:t>9.34 detik</w:t>
+              <w:t>9.32 detik</w:t>
             </w:r>
           </w:p>
         </w:tc>
@@ -10137,7 +10159,7 @@
           </w:tcPr>
           <w:p>
             <w:r>
-              <w:t>Estimasi 9.34 detik ≤ anggaran 24 jam</w:t>
+              <w:t>Estimasi 9.32 detik ≤ anggaran 24 jam</w:t>
             </w:r>
           </w:p>
         </w:tc>
@@ -10595,7 +10617,7 @@
           </w:tcPr>
           <w:p>
             <w:r>
-              <w:t>Skor 3.0 ≥ 1.0: relevan terhadap C-API, C-STATE. Estimasi 9.34 detik ≤ anggaran 24 jam</w:t>
+              <w:t>Skor 3.0 ≥ 1.0: relevan terhadap C-API, C-STATE. Estimasi 9.32 detik ≤ anggaran 24 jam</w:t>
             </w:r>
           </w:p>
         </w:tc>
@@ -10739,7 +10761,7 @@
           </w:tcPr>
           <w:p>
             <w:r>
-              <w:t>Skor 3.0 ≥ 1.0: relevan terhadap C-PLAT. Estimasi 9.34 detik ≤ anggaran 24 jam</w:t>
+              <w:t>Skor 3.0 ≥ 1.0: relevan terhadap C-PLAT. Estimasi 9.32 detik ≤ anggaran 24 jam</w:t>
             </w:r>
           </w:p>
         </w:tc>
@@ -11099,7 +11121,7 @@
           </w:tcPr>
           <w:p>
             <w:r>
-              <w:t>Skor 1.5 ≥ 1.0: relevan terhadap komponen OK (verifikasi). Estimasi 1.17 detik ≤ anggaran 24 jam</w:t>
+              <w:t>Skor 1.5 ≥ 1.0: relevan terhadap komponen OK (verifikasi). Estimasi 1.16 detik ≤ anggaran 24 jam</w:t>
             </w:r>
           </w:p>
         </w:tc>
@@ -11877,7 +11899,7 @@
           </w:tcPr>
           <w:p>
             <w:r>
-              <w:t>9.34 detik</w:t>
+              <w:t>9.32 detik</w:t>
             </w:r>
           </w:p>
         </w:tc>
@@ -12249,7 +12271,7 @@
           </w:tcPr>
           <w:p>
             <w:r>
-              <w:t>9.34 detik</w:t>
+              <w:t>9.32 detik</w:t>
             </w:r>
           </w:p>
         </w:tc>
@@ -13129,7 +13151,7 @@
           </w:tcPr>
           <w:p>
             <w:r>
-              <w:t>1.17 detik</w:t>
+              <w:t>1.16 detik</w:t>
             </w:r>
           </w:p>
         </w:tc>
@@ -15172,7 +15194,7 @@
           </w:tcPr>
           <w:p>
             <w:r>
-              <w:t>uk1_metode/profile.py, config/product_profile.yaml</w:t>
+              <w:t>uk1_metode/profile.py, config/product_profile.yaml, algo_catalog/ (Daftar Algoritma yang Diuji)</w:t>
             </w:r>
           </w:p>
         </w:tc>
@@ -15182,7 +15204,7 @@
           </w:tcPr>
           <w:p>
             <w:r>
-              <w:t>tests/test_uk1_ek1.py::test_kuk_1_1_*</w:t>
+              <w:t>tests/test_uk1_ek1.py::test_kuk_1_1_*, tests/test_algo_catalog.py</w:t>
             </w:r>
           </w:p>
         </w:tc>
